--- a/masters/return-exchange-request/return-exchange-request-sample.docx
+++ b/masters/return-exchange-request/return-exchange-request-sample.docx
@@ -4,7 +4,7 @@
   <w:body>
     <w:p>
       <w:pPr>
-        <w:spacing w:after="43" w:before="0" w:line="312" w:lineRule="auto"/>
+        <w:spacing w:after="45" w:before="0" w:line="312" w:lineRule="auto"/>
         <w:jc w:val="center"/>
       </w:pPr>
       <w:r>
@@ -19,7 +19,7 @@
     </w:p>
     <w:p>
       <w:pPr>
-        <w:spacing w:after="107" w:before="0" w:line="312" w:lineRule="auto"/>
+        <w:spacing w:after="113" w:before="0" w:line="312" w:lineRule="auto"/>
         <w:jc w:val="left"/>
         <w:pBdr>
           <w:bottom w:val="single" w:sz="14" w:space="2" w:color="24384F"/>
@@ -51,7 +51,7 @@
       </w:tblGrid>
       <w:tr>
         <w:trPr>
-          <w:trHeight w:val="483" w:hRule="atLeast"/>
+          <w:trHeight w:val="513" w:hRule="atLeast"/>
         </w:trPr>
         <w:tc>
           <w:tcPr>
@@ -228,7 +228,7 @@
     </w:tbl>
     <w:p>
       <w:pPr>
-        <w:spacing w:after="43" w:before="0" w:line="312" w:lineRule="auto"/>
+        <w:spacing w:after="45" w:before="0" w:line="312" w:lineRule="auto"/>
         <w:jc w:val="left"/>
       </w:pPr>
       <w:r>
@@ -241,7 +241,7 @@
     </w:p>
     <w:p>
       <w:pPr>
-        <w:spacing w:after="43" w:before="85" w:line="312" w:lineRule="auto"/>
+        <w:spacing w:after="45" w:before="91" w:line="312" w:lineRule="auto"/>
         <w:jc w:val="left"/>
         <w:pBdr>
           <w:bottom w:val="single" w:sz="6" w:space="2" w:color="C9D2DD"/>
@@ -282,7 +282,7 @@
       </w:tblGrid>
       <w:tr>
         <w:trPr>
-          <w:trHeight w:val="483" w:hRule="atLeast"/>
+          <w:trHeight w:val="513" w:hRule="atLeast"/>
         </w:trPr>
         <w:tc>
           <w:tcPr>
@@ -401,7 +401,7 @@
       </w:tr>
       <w:tr>
         <w:trPr>
-          <w:trHeight w:val="483" w:hRule="atLeast"/>
+          <w:trHeight w:val="513" w:hRule="atLeast"/>
         </w:trPr>
         <w:tc>
           <w:tcPr>
@@ -521,7 +521,7 @@
     </w:tbl>
     <w:p>
       <w:pPr>
-        <w:spacing w:after="43" w:before="0" w:line="312" w:lineRule="auto"/>
+        <w:spacing w:after="45" w:before="0" w:line="312" w:lineRule="auto"/>
         <w:jc w:val="left"/>
       </w:pPr>
       <w:r>
@@ -534,7 +534,7 @@
     </w:p>
     <w:p>
       <w:pPr>
-        <w:spacing w:after="43" w:before="85" w:line="312" w:lineRule="auto"/>
+        <w:spacing w:after="45" w:before="91" w:line="312" w:lineRule="auto"/>
         <w:jc w:val="left"/>
         <w:pBdr>
           <w:bottom w:val="single" w:sz="6" w:space="2" w:color="C9D2DD"/>
@@ -576,7 +576,7 @@
       </w:tblGrid>
       <w:tr>
         <w:trPr>
-          <w:trHeight w:val="543" w:hRule="atLeast"/>
+          <w:trHeight w:val="577" w:hRule="atLeast"/>
         </w:trPr>
         <w:tc>
           <w:tcPr>
@@ -726,7 +726,7 @@
       </w:tr>
       <w:tr>
         <w:trPr>
-          <w:trHeight w:val="543" w:hRule="atLeast"/>
+          <w:trHeight w:val="577" w:hRule="atLeast"/>
         </w:trPr>
         <w:tc>
           <w:tcPr>
@@ -871,7 +871,7 @@
       </w:tr>
       <w:tr>
         <w:trPr>
-          <w:trHeight w:val="543" w:hRule="atLeast"/>
+          <w:trHeight w:val="577" w:hRule="atLeast"/>
         </w:trPr>
         <w:tc>
           <w:tcPr>
@@ -1016,7 +1016,7 @@
       </w:tr>
       <w:tr>
         <w:trPr>
-          <w:trHeight w:val="543" w:hRule="atLeast"/>
+          <w:trHeight w:val="577" w:hRule="atLeast"/>
         </w:trPr>
         <w:tc>
           <w:tcPr>
@@ -1151,7 +1151,7 @@
       </w:tr>
       <w:tr>
         <w:trPr>
-          <w:trHeight w:val="543" w:hRule="atLeast"/>
+          <w:trHeight w:val="577" w:hRule="atLeast"/>
         </w:trPr>
         <w:tc>
           <w:tcPr>
@@ -1287,7 +1287,7 @@
     </w:tbl>
     <w:p>
       <w:pPr>
-        <w:spacing w:after="43" w:before="0" w:line="312" w:lineRule="auto"/>
+        <w:spacing w:after="45" w:before="0" w:line="312" w:lineRule="auto"/>
         <w:jc w:val="left"/>
       </w:pPr>
       <w:r>
@@ -1300,7 +1300,7 @@
     </w:p>
     <w:p>
       <w:pPr>
-        <w:spacing w:after="43" w:before="85" w:line="312" w:lineRule="auto"/>
+        <w:spacing w:after="45" w:before="91" w:line="312" w:lineRule="auto"/>
         <w:jc w:val="left"/>
         <w:pBdr>
           <w:bottom w:val="single" w:sz="6" w:space="2" w:color="C9D2DD"/>
@@ -1341,7 +1341,7 @@
       </w:tblGrid>
       <w:tr>
         <w:trPr>
-          <w:trHeight w:val="483" w:hRule="atLeast"/>
+          <w:trHeight w:val="513" w:hRule="atLeast"/>
         </w:trPr>
         <w:tc>
           <w:tcPr>
@@ -1459,7 +1459,7 @@
       </w:tr>
       <w:tr>
         <w:trPr>
-          <w:trHeight w:val="483" w:hRule="atLeast"/>
+          <w:trHeight w:val="513" w:hRule="atLeast"/>
         </w:trPr>
         <w:tc>
           <w:tcPr>
@@ -1579,7 +1579,7 @@
     </w:tbl>
     <w:p>
       <w:pPr>
-        <w:spacing w:after="43" w:before="0" w:line="312" w:lineRule="auto"/>
+        <w:spacing w:after="45" w:before="0" w:line="312" w:lineRule="auto"/>
         <w:jc w:val="left"/>
       </w:pPr>
       <w:r>
@@ -1592,7 +1592,7 @@
     </w:p>
     <w:p>
       <w:pPr>
-        <w:spacing w:after="43" w:before="0" w:line="312" w:lineRule="auto"/>
+        <w:spacing w:after="45" w:before="0" w:line="312" w:lineRule="auto"/>
         <w:jc w:val="left"/>
       </w:pPr>
       <w:r>
@@ -1618,7 +1618,7 @@
       </w:tblGrid>
       <w:tr>
         <w:trPr>
-          <w:trHeight w:val="1570" w:hRule="atLeast"/>
+          <w:trHeight w:val="1669" w:hRule="atLeast"/>
         </w:trPr>
         <w:tc>
           <w:tcPr>
@@ -1652,7 +1652,7 @@
     </w:tbl>
     <w:p>
       <w:pPr>
-        <w:spacing w:after="43" w:before="0" w:line="312" w:lineRule="auto"/>
+        <w:spacing w:after="45" w:before="0" w:line="312" w:lineRule="auto"/>
         <w:jc w:val="left"/>
       </w:pPr>
       <w:r>
@@ -1665,7 +1665,7 @@
     </w:p>
     <w:p>
       <w:pPr>
-        <w:spacing w:after="85" w:before="85" w:line="312" w:lineRule="auto"/>
+        <w:spacing w:after="91" w:before="91" w:line="312" w:lineRule="auto"/>
         <w:jc w:val="center"/>
       </w:pPr>
       <w:r>
@@ -1680,7 +1680,7 @@
     </w:p>
     <w:p>
       <w:pPr>
-        <w:spacing w:after="85" w:before="0" w:line="312" w:lineRule="auto"/>
+        <w:spacing w:after="91" w:before="0" w:line="312" w:lineRule="auto"/>
         <w:jc w:val="right"/>
       </w:pPr>
       <w:r>
@@ -1694,7 +1694,7 @@
     </w:p>
     <w:p>
       <w:pPr>
-        <w:spacing w:after="0" w:before="64" w:line="312" w:lineRule="auto"/>
+        <w:spacing w:after="0" w:before="68" w:line="312" w:lineRule="auto"/>
         <w:jc w:val="left"/>
       </w:pPr>
       <w:r>
